--- a/러시아 인권변호사/2부/2부_2화_자금의_유혹.docx
+++ b/러시아 인권변호사/2부/2부_2화_자금의_유혹.docx
@@ -296,6 +296,167 @@
           <w:i w:val="0"/>
           <w:sz w:val="22"/>
         </w:rPr>
+        <w:t xml:space="preserve">Лёша: </w:t>
+      </w:r>
+      <w:r>
+        <w:rPr>
+          <w:rFonts w:ascii="Times New Roman" w:hAnsi="Times New Roman" w:eastAsia="Malgun Gothic"/>
+          <w:b w:val="0"/>
+          <w:i w:val="0"/>
+          <w:sz w:val="22"/>
+        </w:rPr>
+        <w:t>Сколько у нас на счёте, Ольга Викторовна? Честно.</w:t>
+      </w:r>
+    </w:p>
+    <w:p>
+      <w:pPr>
+        <w:spacing w:before="0" w:after="110" w:line="300" w:lineRule="auto"/>
+      </w:pPr>
+      <w:r>
+        <w:rPr>
+          <w:rFonts w:ascii="Times New Roman" w:hAnsi="Times New Roman" w:eastAsia="Malgun Gothic"/>
+          <w:b/>
+          <w:i w:val="0"/>
+          <w:sz w:val="22"/>
+        </w:rPr>
+        <w:t xml:space="preserve">Ольга: </w:t>
+      </w:r>
+      <w:r>
+        <w:rPr>
+          <w:rFonts w:ascii="Times New Roman" w:hAnsi="Times New Roman" w:eastAsia="Malgun Gothic"/>
+          <w:b w:val="0"/>
+          <w:i w:val="0"/>
+          <w:sz w:val="22"/>
+        </w:rPr>
+        <w:t>Честно — на аренду за этот месяц и на один билет до Перми. Или на аренду, или на билет.</w:t>
+      </w:r>
+    </w:p>
+    <w:p>
+      <w:pPr>
+        <w:spacing w:before="0" w:after="110" w:line="300" w:lineRule="auto"/>
+      </w:pPr>
+      <w:r>
+        <w:rPr>
+          <w:rFonts w:ascii="Times New Roman" w:hAnsi="Times New Roman" w:eastAsia="Malgun Gothic"/>
+          <w:b/>
+          <w:i w:val="0"/>
+          <w:sz w:val="22"/>
+        </w:rPr>
+        <w:t xml:space="preserve">Катя: </w:t>
+      </w:r>
+      <w:r>
+        <w:rPr>
+          <w:rFonts w:ascii="Times New Roman" w:hAnsi="Times New Roman" w:eastAsia="Malgun Gothic"/>
+          <w:b w:val="0"/>
+          <w:i w:val="0"/>
+          <w:sz w:val="22"/>
+        </w:rPr>
+        <w:t>Я могу пока не брать проездные. Живу недалеко, дойду пешком.</w:t>
+      </w:r>
+    </w:p>
+    <w:p>
+      <w:pPr>
+        <w:spacing w:before="0" w:after="110" w:line="300" w:lineRule="auto"/>
+      </w:pPr>
+      <w:r>
+        <w:rPr>
+          <w:rFonts w:ascii="Times New Roman" w:hAnsi="Times New Roman" w:eastAsia="Malgun Gothic"/>
+          <w:b/>
+          <w:i w:val="0"/>
+          <w:sz w:val="22"/>
+        </w:rPr>
+        <w:t xml:space="preserve">Лёша: </w:t>
+      </w:r>
+      <w:r>
+        <w:rPr>
+          <w:rFonts w:ascii="Times New Roman" w:hAnsi="Times New Roman" w:eastAsia="Malgun Gothic"/>
+          <w:b w:val="0"/>
+          <w:i w:val="0"/>
+          <w:sz w:val="22"/>
+        </w:rPr>
+        <w:t>Катя, ты студентка. Проездные будем платить, даже если придётся продать чайник.</w:t>
+      </w:r>
+    </w:p>
+    <w:p>
+      <w:pPr>
+        <w:spacing w:before="0" w:after="110" w:line="300" w:lineRule="auto"/>
+      </w:pPr>
+      <w:r>
+        <w:rPr>
+          <w:rFonts w:ascii="Times New Roman" w:hAnsi="Times New Roman" w:eastAsia="Malgun Gothic"/>
+          <w:b/>
+          <w:i w:val="0"/>
+          <w:sz w:val="22"/>
+        </w:rPr>
+        <w:t xml:space="preserve">Ольга: </w:t>
+      </w:r>
+      <w:r>
+        <w:rPr>
+          <w:rFonts w:ascii="Times New Roman" w:hAnsi="Times New Roman" w:eastAsia="Malgun Gothic"/>
+          <w:b w:val="0"/>
+          <w:i w:val="0"/>
+          <w:sz w:val="22"/>
+        </w:rPr>
+        <w:t>Чайник не отдам. Продавайте компьютер.</w:t>
+      </w:r>
+    </w:p>
+    <w:p>
+      <w:pPr>
+        <w:spacing w:before="0" w:after="110" w:line="300" w:lineRule="auto"/>
+      </w:pPr>
+      <w:r>
+        <w:rPr>
+          <w:rFonts w:ascii="Times New Roman" w:hAnsi="Times New Roman" w:eastAsia="Malgun Gothic"/>
+          <w:b/>
+          <w:i w:val="0"/>
+          <w:sz w:val="22"/>
+        </w:rPr>
+        <w:t xml:space="preserve">Катя: </w:t>
+      </w:r>
+      <w:r>
+        <w:rPr>
+          <w:rFonts w:ascii="Times New Roman" w:hAnsi="Times New Roman" w:eastAsia="Malgun Gothic"/>
+          <w:b w:val="0"/>
+          <w:i w:val="0"/>
+          <w:sz w:val="22"/>
+        </w:rPr>
+        <w:t>Компьютер, между прочим, мой. Из дома принесла.</w:t>
+      </w:r>
+    </w:p>
+    <w:p>
+      <w:pPr>
+        <w:spacing w:before="0" w:after="110" w:line="300" w:lineRule="auto"/>
+      </w:pPr>
+      <w:r>
+        <w:rPr>
+          <w:rFonts w:ascii="Times New Roman" w:hAnsi="Times New Roman" w:eastAsia="Malgun Gothic"/>
+          <w:b/>
+          <w:i w:val="0"/>
+          <w:sz w:val="22"/>
+        </w:rPr>
+        <w:t xml:space="preserve">Лёша: </w:t>
+      </w:r>
+      <w:r>
+        <w:rPr>
+          <w:rFonts w:ascii="Times New Roman" w:hAnsi="Times New Roman" w:eastAsia="Malgun Gothic"/>
+          <w:b w:val="0"/>
+          <w:i w:val="0"/>
+          <w:sz w:val="22"/>
+        </w:rPr>
+        <w:t>Тогда продадим меня. Кто больше?</w:t>
+      </w:r>
+    </w:p>
+    <w:p>
+      <w:pPr>
+        <w:spacing w:before="0" w:after="110" w:line="300" w:lineRule="auto"/>
+      </w:pPr>
+      <w:r>
+        <w:rPr>
+          <w:rFonts w:ascii="Times New Roman" w:hAnsi="Times New Roman" w:eastAsia="Malgun Gothic"/>
+          <w:b/>
+          <w:i w:val="0"/>
+          <w:sz w:val="22"/>
+        </w:rPr>
         <w:t xml:space="preserve">Катя: </w:t>
       </w:r>
       <w:r>
@@ -515,7 +676,26 @@
           <w:i w:val="0"/>
           <w:sz w:val="22"/>
         </w:rPr>
-        <w:t>Давай я сначала встречусь с ними. Потом поговорим.</w:t>
+        <w:t xml:space="preserve">Давай я сначала встречусь с ними. Потом поговорим. </w:t>
+      </w:r>
+      <w:r>
+        <w:rPr>
+          <w:rFonts w:ascii="Times New Roman" w:hAnsi="Times New Roman" w:eastAsia="Malgun Gothic"/>
+          <w:b w:val="0"/>
+          <w:i/>
+          <w:color w:val="555555"/>
+          <w:sz w:val="22"/>
+        </w:rPr>
+        <w:t>(пауза)</w:t>
+      </w:r>
+      <w:r>
+        <w:rPr>
+          <w:rFonts w:ascii="Times New Roman" w:hAnsi="Times New Roman" w:eastAsia="Malgun Gothic"/>
+          <w:b w:val="0"/>
+          <w:i w:val="0"/>
+          <w:sz w:val="22"/>
+        </w:rPr>
+        <w:t xml:space="preserve"> А как Маша? Ты же обещал ей в этот раз без командировок.</w:t>
       </w:r>
     </w:p>
     <w:p>
@@ -538,7 +718,53 @@
           <w:i w:val="0"/>
           <w:sz w:val="22"/>
         </w:rPr>
-        <w:t>Я в Москве до четверга, у клиента переговоры. Вечером заеду к вам — поговорим лицом к лицу.</w:t>
+        <w:t>Маша считает, что я езжу в Москву не к клиенту, а к тебе. И, между нами, наполовину права.</w:t>
+      </w:r>
+    </w:p>
+    <w:p>
+      <w:pPr>
+        <w:spacing w:before="0" w:after="110" w:line="300" w:lineRule="auto"/>
+      </w:pPr>
+      <w:r>
+        <w:rPr>
+          <w:rFonts w:ascii="Times New Roman" w:hAnsi="Times New Roman" w:eastAsia="Malgun Gothic"/>
+          <w:b/>
+          <w:i w:val="0"/>
+          <w:sz w:val="22"/>
+        </w:rPr>
+        <w:t xml:space="preserve">Лёша: </w:t>
+      </w:r>
+      <w:r>
+        <w:rPr>
+          <w:rFonts w:ascii="Times New Roman" w:hAnsi="Times New Roman" w:eastAsia="Malgun Gothic"/>
+          <w:b w:val="0"/>
+          <w:i w:val="0"/>
+          <w:sz w:val="22"/>
+        </w:rPr>
+        <w:t>Передай ей, что я возвращаю тебя в целости.</w:t>
+      </w:r>
+    </w:p>
+    <w:p>
+      <w:pPr>
+        <w:spacing w:before="0" w:after="110" w:line="300" w:lineRule="auto"/>
+      </w:pPr>
+      <w:r>
+        <w:rPr>
+          <w:rFonts w:ascii="Times New Roman" w:hAnsi="Times New Roman" w:eastAsia="Malgun Gothic"/>
+          <w:b/>
+          <w:i w:val="0"/>
+          <w:sz w:val="22"/>
+        </w:rPr>
+        <w:t xml:space="preserve">Павел: </w:t>
+      </w:r>
+      <w:r>
+        <w:rPr>
+          <w:rFonts w:ascii="Times New Roman" w:hAnsi="Times New Roman" w:eastAsia="Malgun Gothic"/>
+          <w:b w:val="0"/>
+          <w:i w:val="0"/>
+          <w:sz w:val="22"/>
+        </w:rPr>
+        <w:t>Передам. Она не поверит, но передам! Я в Москве до четверга, у клиента переговоры. Вечером заеду к вам — поговорим лицом к лицу.</w:t>
       </w:r>
     </w:p>
     <w:p>
@@ -725,7 +951,7 @@
           <w:i w:val="0"/>
           <w:sz w:val="22"/>
         </w:rPr>
-        <w:t>Мы не ставим никаких условий по содержанию работы. Никаких отчётов о делах, никаких согласований. Только финансовая отчётность — раз в квартал.</w:t>
+        <w:t>Позвольте, я лучше расскажу, что мы готовы сделать. Юридические стипендии для молодых специалистов, поездки в регионы, издание бюллетеня. И, разумеется, нормальное помещение.</w:t>
       </w:r>
     </w:p>
     <w:p>
@@ -748,53 +974,7 @@
           <w:i w:val="0"/>
           <w:sz w:val="22"/>
         </w:rPr>
-        <w:t>Тогда тем более непонятно, почему нельзя назвать доноров.</w:t>
-      </w:r>
-    </w:p>
-    <w:p>
-      <w:pPr>
-        <w:spacing w:before="0" w:after="110" w:line="300" w:lineRule="auto"/>
-      </w:pPr>
-      <w:r>
-        <w:rPr>
-          <w:rFonts w:ascii="Times New Roman" w:hAnsi="Times New Roman" w:eastAsia="Malgun Gothic"/>
-          <w:b/>
-          <w:i w:val="0"/>
-          <w:sz w:val="22"/>
-        </w:rPr>
-        <w:t xml:space="preserve">Соловьёва: </w:t>
-      </w:r>
-      <w:r>
-        <w:rPr>
-          <w:rFonts w:ascii="Times New Roman" w:hAnsi="Times New Roman" w:eastAsia="Malgun Gothic"/>
-          <w:b w:val="0"/>
-          <w:i w:val="0"/>
-          <w:sz w:val="22"/>
-        </w:rPr>
-        <w:t>Боюсь, это условие несовместимо с нашей политикой анонимности.</w:t>
-      </w:r>
-    </w:p>
-    <w:p>
-      <w:pPr>
-        <w:spacing w:before="0" w:after="110" w:line="300" w:lineRule="auto"/>
-      </w:pPr>
-      <w:r>
-        <w:rPr>
-          <w:rFonts w:ascii="Times New Roman" w:hAnsi="Times New Roman" w:eastAsia="Malgun Gothic"/>
-          <w:b/>
-          <w:i w:val="0"/>
-          <w:sz w:val="22"/>
-        </w:rPr>
-        <w:t xml:space="preserve">Лёша: </w:t>
-      </w:r>
-      <w:r>
-        <w:rPr>
-          <w:rFonts w:ascii="Times New Roman" w:hAnsi="Times New Roman" w:eastAsia="Malgun Gothic"/>
-          <w:b w:val="0"/>
-          <w:i w:val="0"/>
-          <w:sz w:val="22"/>
-        </w:rPr>
-        <w:t>Тогда, боюсь, я не готов принять предложение сейчас.</w:t>
+        <w:t>Нормальное помещение?</w:t>
       </w:r>
     </w:p>
     <w:p>
@@ -818,7 +998,7 @@
           <w:color w:val="555555"/>
           <w:sz w:val="22"/>
         </w:rPr>
-        <w:t>(поднимается, по-прежнему любезно)</w:t>
+        <w:t>(мягко)</w:t>
       </w:r>
       <w:r>
         <w:rPr>
@@ -827,7 +1007,300 @@
           <w:i w:val="0"/>
           <w:sz w:val="22"/>
         </w:rPr>
+        <w:t xml:space="preserve"> Мы слышали, что у вас протекает крыша. В Москве ведь все всё слышат.</w:t>
+      </w:r>
+    </w:p>
+    <w:p>
+      <w:pPr>
+        <w:spacing w:before="0" w:after="110" w:line="300" w:lineRule="auto"/>
+      </w:pPr>
+      <w:r>
+        <w:rPr>
+          <w:rFonts w:ascii="Times New Roman" w:hAnsi="Times New Roman" w:eastAsia="Malgun Gothic"/>
+          <w:b/>
+          <w:i w:val="0"/>
+          <w:sz w:val="22"/>
+        </w:rPr>
+        <w:t xml:space="preserve">Лёша: </w:t>
+      </w:r>
+      <w:r>
+        <w:rPr>
+          <w:rFonts w:ascii="Times New Roman" w:hAnsi="Times New Roman" w:eastAsia="Malgun Gothic"/>
+          <w:b w:val="0"/>
+          <w:i/>
+          <w:color w:val="555555"/>
+          <w:sz w:val="22"/>
+        </w:rPr>
+        <w:t>(пауза)</w:t>
+      </w:r>
+      <w:r>
+        <w:rPr>
+          <w:rFonts w:ascii="Times New Roman" w:hAnsi="Times New Roman" w:eastAsia="Malgun Gothic"/>
+          <w:b w:val="0"/>
+          <w:i w:val="0"/>
+          <w:sz w:val="22"/>
+        </w:rPr>
+        <w:t xml:space="preserve"> Вы хорошо осведомлены для фонда, который я вижу впервые.</w:t>
+      </w:r>
+    </w:p>
+    <w:p>
+      <w:pPr>
+        <w:spacing w:before="0" w:after="110" w:line="300" w:lineRule="auto"/>
+      </w:pPr>
+      <w:r>
+        <w:rPr>
+          <w:rFonts w:ascii="Times New Roman" w:hAnsi="Times New Roman" w:eastAsia="Malgun Gothic"/>
+          <w:b/>
+          <w:i w:val="0"/>
+          <w:sz w:val="22"/>
+        </w:rPr>
+        <w:t xml:space="preserve">Соловьёва: </w:t>
+      </w:r>
+      <w:r>
+        <w:rPr>
+          <w:rFonts w:ascii="Times New Roman" w:hAnsi="Times New Roman" w:eastAsia="Malgun Gothic"/>
+          <w:b w:val="0"/>
+          <w:i w:val="0"/>
+          <w:sz w:val="22"/>
+        </w:rPr>
+        <w:t>Мы внимательно выбираем, кому помогать, Алексей Николаевич. Это наша профессиональная черта.</w:t>
+      </w:r>
+    </w:p>
+    <w:p>
+      <w:pPr>
+        <w:spacing w:before="0" w:after="110" w:line="300" w:lineRule="auto"/>
+      </w:pPr>
+      <w:r>
+        <w:rPr>
+          <w:rFonts w:ascii="Times New Roman" w:hAnsi="Times New Roman" w:eastAsia="Malgun Gothic"/>
+          <w:b/>
+          <w:i w:val="0"/>
+          <w:sz w:val="22"/>
+        </w:rPr>
+        <w:t xml:space="preserve">Лёша: </w:t>
+      </w:r>
+      <w:r>
+        <w:rPr>
+          <w:rFonts w:ascii="Times New Roman" w:hAnsi="Times New Roman" w:eastAsia="Malgun Gothic"/>
+          <w:b w:val="0"/>
+          <w:i w:val="0"/>
+          <w:sz w:val="22"/>
+        </w:rPr>
+        <w:t>Стипендии, помещение, бюллетень. И всё это — без единого имени.</w:t>
+      </w:r>
+    </w:p>
+    <w:p>
+      <w:pPr>
+        <w:spacing w:before="0" w:after="110" w:line="300" w:lineRule="auto"/>
+      </w:pPr>
+      <w:r>
+        <w:rPr>
+          <w:rFonts w:ascii="Times New Roman" w:hAnsi="Times New Roman" w:eastAsia="Malgun Gothic"/>
+          <w:b/>
+          <w:i w:val="0"/>
+          <w:sz w:val="22"/>
+        </w:rPr>
+        <w:t xml:space="preserve">Соловьёва: </w:t>
+      </w:r>
+      <w:r>
+        <w:rPr>
+          <w:rFonts w:ascii="Times New Roman" w:hAnsi="Times New Roman" w:eastAsia="Malgun Gothic"/>
+          <w:b w:val="0"/>
+          <w:i w:val="0"/>
+          <w:sz w:val="22"/>
+        </w:rPr>
+        <w:t>Мы не ставим никаких условий по содержанию работы. Никаких отчётов о делах, никаких согласований. Только финансовая отчётность — раз в квартал.</w:t>
+      </w:r>
+    </w:p>
+    <w:p>
+      <w:pPr>
+        <w:spacing w:before="0" w:after="110" w:line="300" w:lineRule="auto"/>
+      </w:pPr>
+      <w:r>
+        <w:rPr>
+          <w:rFonts w:ascii="Times New Roman" w:hAnsi="Times New Roman" w:eastAsia="Malgun Gothic"/>
+          <w:b/>
+          <w:i w:val="0"/>
+          <w:sz w:val="22"/>
+        </w:rPr>
+        <w:t xml:space="preserve">Лёша: </w:t>
+      </w:r>
+      <w:r>
+        <w:rPr>
+          <w:rFonts w:ascii="Times New Roman" w:hAnsi="Times New Roman" w:eastAsia="Malgun Gothic"/>
+          <w:b w:val="0"/>
+          <w:i w:val="0"/>
+          <w:sz w:val="22"/>
+        </w:rPr>
+        <w:t>Тогда тем более непонятно, почему нельзя назвать доноров.</w:t>
+      </w:r>
+    </w:p>
+    <w:p>
+      <w:pPr>
+        <w:spacing w:before="0" w:after="110" w:line="300" w:lineRule="auto"/>
+      </w:pPr>
+      <w:r>
+        <w:rPr>
+          <w:rFonts w:ascii="Times New Roman" w:hAnsi="Times New Roman" w:eastAsia="Malgun Gothic"/>
+          <w:b/>
+          <w:i w:val="0"/>
+          <w:sz w:val="22"/>
+        </w:rPr>
+        <w:t xml:space="preserve">Соловьёва: </w:t>
+      </w:r>
+      <w:r>
+        <w:rPr>
+          <w:rFonts w:ascii="Times New Roman" w:hAnsi="Times New Roman" w:eastAsia="Malgun Gothic"/>
+          <w:b w:val="0"/>
+          <w:i w:val="0"/>
+          <w:sz w:val="22"/>
+        </w:rPr>
+        <w:t>Боюсь, это условие несовместимо с нашей политикой анонимности.</w:t>
+      </w:r>
+    </w:p>
+    <w:p>
+      <w:pPr>
+        <w:spacing w:before="0" w:after="110" w:line="300" w:lineRule="auto"/>
+      </w:pPr>
+      <w:r>
+        <w:rPr>
+          <w:rFonts w:ascii="Times New Roman" w:hAnsi="Times New Roman" w:eastAsia="Malgun Gothic"/>
+          <w:b/>
+          <w:i w:val="0"/>
+          <w:sz w:val="22"/>
+        </w:rPr>
+        <w:t xml:space="preserve">Лёша: </w:t>
+      </w:r>
+      <w:r>
+        <w:rPr>
+          <w:rFonts w:ascii="Times New Roman" w:hAnsi="Times New Roman" w:eastAsia="Malgun Gothic"/>
+          <w:b w:val="0"/>
+          <w:i w:val="0"/>
+          <w:sz w:val="22"/>
+        </w:rPr>
+        <w:t>Тогда, боюсь, я не готов принять предложение сейчас.</w:t>
+      </w:r>
+    </w:p>
+    <w:p>
+      <w:pPr>
+        <w:spacing w:before="0" w:after="110" w:line="300" w:lineRule="auto"/>
+      </w:pPr>
+      <w:r>
+        <w:rPr>
+          <w:rFonts w:ascii="Times New Roman" w:hAnsi="Times New Roman" w:eastAsia="Malgun Gothic"/>
+          <w:b/>
+          <w:i w:val="0"/>
+          <w:sz w:val="22"/>
+        </w:rPr>
+        <w:t xml:space="preserve">Соловьёва: </w:t>
+      </w:r>
+      <w:r>
+        <w:rPr>
+          <w:rFonts w:ascii="Times New Roman" w:hAnsi="Times New Roman" w:eastAsia="Malgun Gothic"/>
+          <w:b w:val="0"/>
+          <w:i/>
+          <w:color w:val="555555"/>
+          <w:sz w:val="22"/>
+        </w:rPr>
+        <w:t>(поднимается, по-прежнему любезно)</w:t>
+      </w:r>
+      <w:r>
+        <w:rPr>
+          <w:rFonts w:ascii="Times New Roman" w:hAnsi="Times New Roman" w:eastAsia="Malgun Gothic"/>
+          <w:b w:val="0"/>
+          <w:i w:val="0"/>
+          <w:sz w:val="22"/>
+        </w:rPr>
         <w:t xml:space="preserve"> Не торопитесь с окончательным ответом. Люди вашего масштаба не должны тратить себя на поиски денег на аренду. Это просто несправедливо.</w:t>
+      </w:r>
+    </w:p>
+    <w:p>
+      <w:pPr>
+        <w:spacing w:before="0" w:after="110" w:line="300" w:lineRule="auto"/>
+      </w:pPr>
+      <w:r>
+        <w:rPr>
+          <w:rFonts w:ascii="Times New Roman" w:hAnsi="Times New Roman" w:eastAsia="Malgun Gothic"/>
+          <w:b/>
+          <w:i w:val="0"/>
+          <w:sz w:val="22"/>
+        </w:rPr>
+        <w:t xml:space="preserve">Лёша: </w:t>
+      </w:r>
+      <w:r>
+        <w:rPr>
+          <w:rFonts w:ascii="Times New Roman" w:hAnsi="Times New Roman" w:eastAsia="Malgun Gothic"/>
+          <w:b w:val="0"/>
+          <w:i w:val="0"/>
+          <w:sz w:val="22"/>
+        </w:rPr>
+        <w:t>Несправедливо — это когда вдова шахтёра полгода ждёт экспертизу. А аренду мы как-нибудь переживём.</w:t>
+      </w:r>
+    </w:p>
+    <w:p>
+      <w:pPr>
+        <w:spacing w:before="0" w:after="110" w:line="300" w:lineRule="auto"/>
+      </w:pPr>
+      <w:r>
+        <w:rPr>
+          <w:rFonts w:ascii="Times New Roman" w:hAnsi="Times New Roman" w:eastAsia="Malgun Gothic"/>
+          <w:b/>
+          <w:i w:val="0"/>
+          <w:sz w:val="22"/>
+        </w:rPr>
+        <w:t xml:space="preserve">Соловьёва: </w:t>
+      </w:r>
+      <w:r>
+        <w:rPr>
+          <w:rFonts w:ascii="Times New Roman" w:hAnsi="Times New Roman" w:eastAsia="Malgun Gothic"/>
+          <w:b w:val="0"/>
+          <w:i/>
+          <w:color w:val="555555"/>
+          <w:sz w:val="22"/>
+        </w:rPr>
+        <w:t>(протягивает визитку)</w:t>
+      </w:r>
+      <w:r>
+        <w:rPr>
+          <w:rFonts w:ascii="Times New Roman" w:hAnsi="Times New Roman" w:eastAsia="Malgun Gothic"/>
+          <w:b w:val="0"/>
+          <w:i w:val="0"/>
+          <w:sz w:val="22"/>
+        </w:rPr>
+        <w:t xml:space="preserve"> Мой личный номер. На случай, если «как-нибудь» закончится раньше, чем вы думаете.</w:t>
+      </w:r>
+    </w:p>
+    <w:p>
+      <w:pPr>
+        <w:spacing w:before="0" w:after="110" w:line="300" w:lineRule="auto"/>
+      </w:pPr>
+      <w:r>
+        <w:rPr>
+          <w:rFonts w:ascii="Times New Roman" w:hAnsi="Times New Roman" w:eastAsia="Malgun Gothic"/>
+          <w:b/>
+          <w:i w:val="0"/>
+          <w:sz w:val="22"/>
+        </w:rPr>
+        <w:t xml:space="preserve">Лёша: </w:t>
+      </w:r>
+      <w:r>
+        <w:rPr>
+          <w:rFonts w:ascii="Times New Roman" w:hAnsi="Times New Roman" w:eastAsia="Malgun Gothic"/>
+          <w:b w:val="0"/>
+          <w:i/>
+          <w:color w:val="555555"/>
+          <w:sz w:val="22"/>
+        </w:rPr>
+        <w:t>(берёт визитку, не глядя)</w:t>
+      </w:r>
+      <w:r>
+        <w:rPr>
+          <w:rFonts w:ascii="Times New Roman" w:hAnsi="Times New Roman" w:eastAsia="Malgun Gothic"/>
+          <w:b w:val="0"/>
+          <w:i w:val="0"/>
+          <w:sz w:val="22"/>
+        </w:rPr>
+        <w:t xml:space="preserve"> До свидания, Виктория Игоревна.</w:t>
       </w:r>
     </w:p>
     <w:p>
@@ -1102,7 +1575,7 @@
           <w:i w:val="0"/>
           <w:sz w:val="22"/>
         </w:rPr>
-        <w:t>Крылов, баснописец, это давно описал: «Уж сколько раз твердили миру, что лесть гнусна, вредна; но только всё не впрок, и в сердце льстец всегда отыщет уголок». Главное — чтобы этот уголок нашёлся не у нас.</w:t>
+        <w:t>У дедушки Крылова всё это давно сказано: «Уж сколько раз твердили миру, что лесть гнусна, вредна; но только всё не впрок, и в сердце льстец всегда отыщет уголок». Главное — чтобы этот уголок нашёлся не у нас.</w:t>
       </w:r>
     </w:p>
     <w:p>
@@ -1136,6 +1609,121 @@
           <w:sz w:val="22"/>
         </w:rPr>
         <w:t xml:space="preserve"> Я сохранила все выписки. На всякий случай.</w:t>
+      </w:r>
+    </w:p>
+    <w:p>
+      <w:pPr>
+        <w:spacing w:before="0" w:after="110" w:line="300" w:lineRule="auto"/>
+      </w:pPr>
+      <w:r>
+        <w:rPr>
+          <w:rFonts w:ascii="Times New Roman" w:hAnsi="Times New Roman" w:eastAsia="Malgun Gothic"/>
+          <w:b/>
+          <w:i w:val="0"/>
+          <w:sz w:val="22"/>
+        </w:rPr>
+        <w:t xml:space="preserve">Лёша: </w:t>
+      </w:r>
+      <w:r>
+        <w:rPr>
+          <w:rFonts w:ascii="Times New Roman" w:hAnsi="Times New Roman" w:eastAsia="Malgun Gothic"/>
+          <w:b w:val="0"/>
+          <w:i w:val="0"/>
+          <w:sz w:val="22"/>
+        </w:rPr>
+        <w:t>Как ты вообще до этого докопалась? Три слоя за два дня.</w:t>
+      </w:r>
+    </w:p>
+    <w:p>
+      <w:pPr>
+        <w:spacing w:before="0" w:after="110" w:line="300" w:lineRule="auto"/>
+      </w:pPr>
+      <w:r>
+        <w:rPr>
+          <w:rFonts w:ascii="Times New Roman" w:hAnsi="Times New Roman" w:eastAsia="Malgun Gothic"/>
+          <w:b/>
+          <w:i w:val="0"/>
+          <w:sz w:val="22"/>
+        </w:rPr>
+        <w:t xml:space="preserve">Катя: </w:t>
+      </w:r>
+      <w:r>
+        <w:rPr>
+          <w:rFonts w:ascii="Times New Roman" w:hAnsi="Times New Roman" w:eastAsia="Malgun Gothic"/>
+          <w:b w:val="0"/>
+          <w:i w:val="0"/>
+          <w:sz w:val="22"/>
+        </w:rPr>
+        <w:t>Одна ночь и много кофе. Кипрский реестр открыт, если знать, где искать, а старые заметки лежат в архивах региональных газет. Никто их не чистит — думают, что их никто не читает.</w:t>
+      </w:r>
+    </w:p>
+    <w:p>
+      <w:pPr>
+        <w:spacing w:before="0" w:after="110" w:line="300" w:lineRule="auto"/>
+      </w:pPr>
+      <w:r>
+        <w:rPr>
+          <w:rFonts w:ascii="Times New Roman" w:hAnsi="Times New Roman" w:eastAsia="Malgun Gothic"/>
+          <w:b/>
+          <w:i w:val="0"/>
+          <w:sz w:val="22"/>
+        </w:rPr>
+        <w:t xml:space="preserve">Ольга: </w:t>
+      </w:r>
+      <w:r>
+        <w:rPr>
+          <w:rFonts w:ascii="Times New Roman" w:hAnsi="Times New Roman" w:eastAsia="Malgun Gothic"/>
+          <w:b w:val="0"/>
+          <w:i w:val="0"/>
+          <w:sz w:val="22"/>
+        </w:rPr>
+        <w:t>Опубликовать это пока нельзя. Три слоя — это подозрение, а не доказательство. Любой их юрист разнесёт нас в суде за клевету.</w:t>
+      </w:r>
+    </w:p>
+    <w:p>
+      <w:pPr>
+        <w:spacing w:before="0" w:after="110" w:line="300" w:lineRule="auto"/>
+      </w:pPr>
+      <w:r>
+        <w:rPr>
+          <w:rFonts w:ascii="Times New Roman" w:hAnsi="Times New Roman" w:eastAsia="Malgun Gothic"/>
+          <w:b/>
+          <w:i w:val="0"/>
+          <w:sz w:val="22"/>
+        </w:rPr>
+        <w:t xml:space="preserve">Лёша: </w:t>
+      </w:r>
+      <w:r>
+        <w:rPr>
+          <w:rFonts w:ascii="Times New Roman" w:hAnsi="Times New Roman" w:eastAsia="Malgun Gothic"/>
+          <w:b w:val="0"/>
+          <w:i w:val="0"/>
+          <w:sz w:val="22"/>
+        </w:rPr>
+        <w:t>Публиковать и не нужно. Нужно только не брать.</w:t>
+      </w:r>
+    </w:p>
+    <w:p>
+      <w:pPr>
+        <w:spacing w:before="0" w:after="110" w:line="300" w:lineRule="auto"/>
+      </w:pPr>
+      <w:r>
+        <w:rPr>
+          <w:rFonts w:ascii="Times New Roman" w:hAnsi="Times New Roman" w:eastAsia="Malgun Gothic"/>
+          <w:b/>
+          <w:i w:val="0"/>
+          <w:sz w:val="22"/>
+        </w:rPr>
+        <w:t xml:space="preserve">Ольга: </w:t>
+      </w:r>
+      <w:r>
+        <w:rPr>
+          <w:rFonts w:ascii="Times New Roman" w:hAnsi="Times New Roman" w:eastAsia="Malgun Gothic"/>
+          <w:b w:val="0"/>
+          <w:i w:val="0"/>
+          <w:sz w:val="22"/>
+        </w:rPr>
+        <w:t>Для начала — да. А выписки берегите, Катя. Такие бумаги имеют привычку пригождаться через годы.</w:t>
       </w:r>
     </w:p>
     <w:p>
@@ -1299,7 +1887,7 @@
           <w:i w:val="0"/>
           <w:sz w:val="22"/>
         </w:rPr>
-        <w:t>Серьёзно! Решать, на что тратить, будешь ты, а не Литвинов. Возьмите грант, закройте кассовый разрыв, а через год найдёте других доноров.</w:t>
+        <w:t>Лёш, я каждый день сижу с людьми, которые берут деньги у кого угодно, и ничего с ними не случается! Никто не спрашивает, из какого кармана пришёл рубль, спрашивают только, на что он потрачен!</w:t>
       </w:r>
     </w:p>
     <w:p>
@@ -1322,7 +1910,7 @@
           <w:i w:val="0"/>
           <w:sz w:val="22"/>
         </w:rPr>
-        <w:t>А если через год окажется, что «Свет» ни разу не тронул ни одного дела, связанного с Литвиновым? Что мы вдруг стали слишком заняты другими темами?</w:t>
+        <w:t>Именно поэтому я и не хочу быть на них похожим.</w:t>
       </w:r>
     </w:p>
     <w:p>
@@ -1345,7 +1933,99 @@
           <w:i w:val="0"/>
           <w:sz w:val="22"/>
         </w:rPr>
-        <w:t>Ты параноик, Лёша.</w:t>
+        <w:t>Серьёзно! Решать, на что тратить, будешь ты, а не Литвинов. Возьмите грант, закройте кассовый разрыв, а через год найдёте других доноров.</w:t>
+      </w:r>
+    </w:p>
+    <w:p>
+      <w:pPr>
+        <w:spacing w:before="0" w:after="110" w:line="300" w:lineRule="auto"/>
+      </w:pPr>
+      <w:r>
+        <w:rPr>
+          <w:rFonts w:ascii="Times New Roman" w:hAnsi="Times New Roman" w:eastAsia="Malgun Gothic"/>
+          <w:b/>
+          <w:i w:val="0"/>
+          <w:sz w:val="22"/>
+        </w:rPr>
+        <w:t xml:space="preserve">Лёша: </w:t>
+      </w:r>
+      <w:r>
+        <w:rPr>
+          <w:rFonts w:ascii="Times New Roman" w:hAnsi="Times New Roman" w:eastAsia="Malgun Gothic"/>
+          <w:b w:val="0"/>
+          <w:i w:val="0"/>
+          <w:sz w:val="22"/>
+        </w:rPr>
+        <w:t>А если через год окажется, что «Свет» ни разу не тронул ни одного дела, связанного с Литвиновым? Что мы вдруг стали слишком заняты другими темами?</w:t>
+      </w:r>
+    </w:p>
+    <w:p>
+      <w:pPr>
+        <w:spacing w:before="0" w:after="110" w:line="300" w:lineRule="auto"/>
+      </w:pPr>
+      <w:r>
+        <w:rPr>
+          <w:rFonts w:ascii="Times New Roman" w:hAnsi="Times New Roman" w:eastAsia="Malgun Gothic"/>
+          <w:b/>
+          <w:i w:val="0"/>
+          <w:sz w:val="22"/>
+        </w:rPr>
+        <w:t xml:space="preserve">Павел: </w:t>
+      </w:r>
+      <w:r>
+        <w:rPr>
+          <w:rFonts w:ascii="Times New Roman" w:hAnsi="Times New Roman" w:eastAsia="Malgun Gothic"/>
+          <w:b w:val="0"/>
+          <w:i w:val="0"/>
+          <w:sz w:val="22"/>
+        </w:rPr>
+        <w:t>Виктор Петрович половину дел вёл бесплатно — красиво, согласен. Только он жил один, в старой квартире, и умер почти без копейки!</w:t>
+      </w:r>
+    </w:p>
+    <w:p>
+      <w:pPr>
+        <w:spacing w:before="0" w:after="110" w:line="300" w:lineRule="auto"/>
+      </w:pPr>
+      <w:r>
+        <w:rPr>
+          <w:rFonts w:ascii="Times New Roman" w:hAnsi="Times New Roman" w:eastAsia="Malgun Gothic"/>
+          <w:b/>
+          <w:i w:val="0"/>
+          <w:sz w:val="22"/>
+        </w:rPr>
+        <w:t xml:space="preserve">Лёша: </w:t>
+      </w:r>
+      <w:r>
+        <w:rPr>
+          <w:rFonts w:ascii="Times New Roman" w:hAnsi="Times New Roman" w:eastAsia="Malgun Gothic"/>
+          <w:b w:val="0"/>
+          <w:i w:val="0"/>
+          <w:sz w:val="22"/>
+        </w:rPr>
+        <w:t>Не трогай его, Паша. Он умер не от бедности.</w:t>
+      </w:r>
+    </w:p>
+    <w:p>
+      <w:pPr>
+        <w:spacing w:before="0" w:after="110" w:line="300" w:lineRule="auto"/>
+      </w:pPr>
+      <w:r>
+        <w:rPr>
+          <w:rFonts w:ascii="Times New Roman" w:hAnsi="Times New Roman" w:eastAsia="Malgun Gothic"/>
+          <w:b/>
+          <w:i w:val="0"/>
+          <w:sz w:val="22"/>
+        </w:rPr>
+        <w:t xml:space="preserve">Павел: </w:t>
+      </w:r>
+      <w:r>
+        <w:rPr>
+          <w:rFonts w:ascii="Times New Roman" w:hAnsi="Times New Roman" w:eastAsia="Malgun Gothic"/>
+          <w:b w:val="0"/>
+          <w:i w:val="0"/>
+          <w:sz w:val="22"/>
+        </w:rPr>
+        <w:t>Я не трогаю! Я просто говорю, что красиво жить без денег может только тот, кому не надо кормить семью. Ты параноик, Лёша.</w:t>
       </w:r>
     </w:p>
     <w:p>
@@ -1569,7 +2249,7 @@
           <w:i w:val="0"/>
           <w:sz w:val="22"/>
         </w:rPr>
-        <w:t xml:space="preserve">Лёша: </w:t>
+        <w:t xml:space="preserve">Павел: </w:t>
       </w:r>
       <w:r>
         <w:rPr>
@@ -1578,7 +2258,7 @@
           <w:i w:val="0"/>
           <w:sz w:val="22"/>
         </w:rPr>
-        <w:t>И что вы предлагаете?</w:t>
+        <w:t>Это вы с Виктором Петровичем умели жить на честном слове, Ольга Викторовна. Нынешние волонтёры с честного слова ездить в метро не будут.</w:t>
       </w:r>
     </w:p>
     <w:p>
@@ -1601,7 +2281,165 @@
           <w:i w:val="0"/>
           <w:sz w:val="22"/>
         </w:rPr>
+        <w:t>Будут, Павел, если увидят, ради чего. А если не увидят — тогда их и деньгами не удержишь.</w:t>
+      </w:r>
+    </w:p>
+    <w:p>
+      <w:pPr>
+        <w:spacing w:before="0" w:after="110" w:line="300" w:lineRule="auto"/>
+      </w:pPr>
+      <w:r>
+        <w:rPr>
+          <w:rFonts w:ascii="Times New Roman" w:hAnsi="Times New Roman" w:eastAsia="Malgun Gothic"/>
+          <w:b/>
+          <w:i w:val="0"/>
+          <w:sz w:val="22"/>
+        </w:rPr>
+        <w:t xml:space="preserve">Лёша: </w:t>
+      </w:r>
+      <w:r>
+        <w:rPr>
+          <w:rFonts w:ascii="Times New Roman" w:hAnsi="Times New Roman" w:eastAsia="Malgun Gothic"/>
+          <w:b w:val="0"/>
+          <w:i w:val="0"/>
+          <w:sz w:val="22"/>
+        </w:rPr>
+        <w:t>И что вы предлагаете?</w:t>
+      </w:r>
+    </w:p>
+    <w:p>
+      <w:pPr>
+        <w:spacing w:before="0" w:after="110" w:line="300" w:lineRule="auto"/>
+      </w:pPr>
+      <w:r>
+        <w:rPr>
+          <w:rFonts w:ascii="Times New Roman" w:hAnsi="Times New Roman" w:eastAsia="Malgun Gothic"/>
+          <w:b/>
+          <w:i w:val="0"/>
+          <w:sz w:val="22"/>
+        </w:rPr>
+        <w:t xml:space="preserve">Ольга: </w:t>
+      </w:r>
+      <w:r>
+        <w:rPr>
+          <w:rFonts w:ascii="Times New Roman" w:hAnsi="Times New Roman" w:eastAsia="Malgun Gothic"/>
+          <w:b w:val="0"/>
+          <w:i w:val="0"/>
+          <w:sz w:val="22"/>
+        </w:rPr>
         <w:t>Отказаться от этого гранта. Но найти другой путь — небольшие пожертвования от многих людей, гранты проверенных международных фондов, членские взносы. Медленнее, зато без цепи на шее.</w:t>
+      </w:r>
+    </w:p>
+    <w:p>
+      <w:pPr>
+        <w:spacing w:before="0" w:after="110" w:line="300" w:lineRule="auto"/>
+      </w:pPr>
+      <w:r>
+        <w:rPr>
+          <w:rFonts w:ascii="Times New Roman" w:hAnsi="Times New Roman" w:eastAsia="Malgun Gothic"/>
+          <w:b/>
+          <w:i w:val="0"/>
+          <w:sz w:val="22"/>
+        </w:rPr>
+        <w:t xml:space="preserve">Катя: </w:t>
+      </w:r>
+      <w:r>
+        <w:rPr>
+          <w:rFonts w:ascii="Times New Roman" w:hAnsi="Times New Roman" w:eastAsia="Malgun Gothic"/>
+          <w:b w:val="0"/>
+          <w:i/>
+          <w:color w:val="555555"/>
+          <w:sz w:val="22"/>
+        </w:rPr>
+        <w:t>(осторожно)</w:t>
+      </w:r>
+      <w:r>
+        <w:rPr>
+          <w:rFonts w:ascii="Times New Roman" w:hAnsi="Times New Roman" w:eastAsia="Malgun Gothic"/>
+          <w:b w:val="0"/>
+          <w:i w:val="0"/>
+          <w:sz w:val="22"/>
+        </w:rPr>
+        <w:t xml:space="preserve"> Можно я скажу? У меня на курсе полгруппы готовы переводить по двести рублей в месяц. Если сделать нормальную страницу для пожертвований, с отчётами, это уже тысячи.</w:t>
+      </w:r>
+    </w:p>
+    <w:p>
+      <w:pPr>
+        <w:spacing w:before="0" w:after="110" w:line="300" w:lineRule="auto"/>
+      </w:pPr>
+      <w:r>
+        <w:rPr>
+          <w:rFonts w:ascii="Times New Roman" w:hAnsi="Times New Roman" w:eastAsia="Malgun Gothic"/>
+          <w:b/>
+          <w:i w:val="0"/>
+          <w:sz w:val="22"/>
+        </w:rPr>
+        <w:t xml:space="preserve">Ольга: </w:t>
+      </w:r>
+      <w:r>
+        <w:rPr>
+          <w:rFonts w:ascii="Times New Roman" w:hAnsi="Times New Roman" w:eastAsia="Malgun Gothic"/>
+          <w:b w:val="0"/>
+          <w:i w:val="0"/>
+          <w:sz w:val="22"/>
+        </w:rPr>
+        <w:t>Вот. Двести рублей от студента стоят больше, чем три миллиона от «Меридиана». Их никто не сможет отозвать звонком сверху.</w:t>
+      </w:r>
+    </w:p>
+    <w:p>
+      <w:pPr>
+        <w:spacing w:before="0" w:after="110" w:line="300" w:lineRule="auto"/>
+      </w:pPr>
+      <w:r>
+        <w:rPr>
+          <w:rFonts w:ascii="Times New Roman" w:hAnsi="Times New Roman" w:eastAsia="Malgun Gothic"/>
+          <w:b/>
+          <w:i w:val="0"/>
+          <w:sz w:val="22"/>
+        </w:rPr>
+        <w:t xml:space="preserve">Павел: </w:t>
+      </w:r>
+      <w:r>
+        <w:rPr>
+          <w:rFonts w:ascii="Times New Roman" w:hAnsi="Times New Roman" w:eastAsia="Malgun Gothic"/>
+          <w:b w:val="0"/>
+          <w:i/>
+          <w:color w:val="555555"/>
+          <w:sz w:val="22"/>
+        </w:rPr>
+        <w:t>(вздыхает)</w:t>
+      </w:r>
+      <w:r>
+        <w:rPr>
+          <w:rFonts w:ascii="Times New Roman" w:hAnsi="Times New Roman" w:eastAsia="Malgun Gothic"/>
+          <w:b w:val="0"/>
+          <w:i w:val="0"/>
+          <w:sz w:val="22"/>
+        </w:rPr>
+        <w:t xml:space="preserve"> Договор оферты для такой страницы я вам, так и быть, напишу. Бесплатно. Как всегда.</w:t>
+      </w:r>
+    </w:p>
+    <w:p>
+      <w:pPr>
+        <w:spacing w:before="0" w:after="110" w:line="300" w:lineRule="auto"/>
+      </w:pPr>
+      <w:r>
+        <w:rPr>
+          <w:rFonts w:ascii="Times New Roman" w:hAnsi="Times New Roman" w:eastAsia="Malgun Gothic"/>
+          <w:b/>
+          <w:i w:val="0"/>
+          <w:sz w:val="22"/>
+        </w:rPr>
+        <w:t xml:space="preserve">Лёша: </w:t>
+      </w:r>
+      <w:r>
+        <w:rPr>
+          <w:rFonts w:ascii="Times New Roman" w:hAnsi="Times New Roman" w:eastAsia="Malgun Gothic"/>
+          <w:b w:val="0"/>
+          <w:i w:val="0"/>
+          <w:sz w:val="22"/>
+        </w:rPr>
+        <w:t>Как всегда. Спасибо, Паша.</w:t>
       </w:r>
     </w:p>
     <w:p>
@@ -1788,7 +2626,7 @@
           <w:i w:val="0"/>
           <w:sz w:val="22"/>
         </w:rPr>
-        <w:t>Я ценю, что ты этим занимаешься. Правда. Просто не хочу, чтобы наша принципиальность стала первой жертвой ради выживания.</w:t>
+        <w:t>Ты правда считаешь наши цифры по ночам?</w:t>
       </w:r>
     </w:p>
     <w:p>
@@ -1811,7 +2649,7 @@
           <w:i w:val="0"/>
           <w:sz w:val="22"/>
         </w:rPr>
-        <w:t>Понимаю. Отклоним грант.</w:t>
+        <w:t>Кто-то же должен! Посмотрел бы ты на ваш бюджет глазами юриста, который годами видит, как закрываются чужие фирмы. Вы живёте, как канатоходец без страховки.</w:t>
       </w:r>
     </w:p>
     <w:p>
@@ -1834,7 +2672,53 @@
           <w:i w:val="0"/>
           <w:sz w:val="22"/>
         </w:rPr>
-        <w:t>Спасибо, Паша.</w:t>
+        <w:t>Я ценю, что ты этим занимаешься. Правда. Просто не хочу, чтобы наша принципиальность стала первой жертвой ради выживания.</w:t>
+      </w:r>
+    </w:p>
+    <w:p>
+      <w:pPr>
+        <w:spacing w:before="0" w:after="110" w:line="300" w:lineRule="auto"/>
+      </w:pPr>
+      <w:r>
+        <w:rPr>
+          <w:rFonts w:ascii="Times New Roman" w:hAnsi="Times New Roman" w:eastAsia="Malgun Gothic"/>
+          <w:b/>
+          <w:i w:val="0"/>
+          <w:sz w:val="22"/>
+        </w:rPr>
+        <w:t xml:space="preserve">Павел: </w:t>
+      </w:r>
+      <w:r>
+        <w:rPr>
+          <w:rFonts w:ascii="Times New Roman" w:hAnsi="Times New Roman" w:eastAsia="Malgun Gothic"/>
+          <w:b w:val="0"/>
+          <w:i w:val="0"/>
+          <w:sz w:val="22"/>
+        </w:rPr>
+        <w:t>Понимаю. Отклоним грант.</w:t>
+      </w:r>
+    </w:p>
+    <w:p>
+      <w:pPr>
+        <w:spacing w:before="0" w:after="110" w:line="300" w:lineRule="auto"/>
+      </w:pPr>
+      <w:r>
+        <w:rPr>
+          <w:rFonts w:ascii="Times New Roman" w:hAnsi="Times New Roman" w:eastAsia="Malgun Gothic"/>
+          <w:b/>
+          <w:i w:val="0"/>
+          <w:sz w:val="22"/>
+        </w:rPr>
+        <w:t xml:space="preserve">Лёша: </w:t>
+      </w:r>
+      <w:r>
+        <w:rPr>
+          <w:rFonts w:ascii="Times New Roman" w:hAnsi="Times New Roman" w:eastAsia="Malgun Gothic"/>
+          <w:b w:val="0"/>
+          <w:i w:val="0"/>
+          <w:sz w:val="22"/>
+        </w:rPr>
+        <w:t>Не «отклоним». Отклоню я. Если что-то пойдёт не так, это будет на мне, а не на тебе.</w:t>
       </w:r>
     </w:p>
     <w:p>
@@ -1858,7 +2742,7 @@
           <w:color w:val="555555"/>
           <w:sz w:val="22"/>
         </w:rPr>
-        <w:t>(надевает пальто, останавливается у двери)</w:t>
+        <w:t>(усмехается)</w:t>
       </w:r>
       <w:r>
         <w:rPr>
@@ -1867,7 +2751,7 @@
           <w:i w:val="0"/>
           <w:sz w:val="22"/>
         </w:rPr>
-        <w:t xml:space="preserve"> Раз уж мы заговорили о Литвинове… Месяц назад мне звонил Балагин. Предлагал «поработать вместе» — корпоративные проекты, хорошие деньги.</w:t>
+        <w:t xml:space="preserve"> Вот сейчас ты очень похож на Виктора Петровича. Он тоже любил всё брать на себя!</w:t>
       </w:r>
     </w:p>
     <w:p>
@@ -1882,6 +2766,29 @@
           <w:sz w:val="22"/>
         </w:rPr>
         <w:t xml:space="preserve">Лёша: </w:t>
+      </w:r>
+      <w:r>
+        <w:rPr>
+          <w:rFonts w:ascii="Times New Roman" w:hAnsi="Times New Roman" w:eastAsia="Malgun Gothic"/>
+          <w:b w:val="0"/>
+          <w:i w:val="0"/>
+          <w:sz w:val="22"/>
+        </w:rPr>
+        <w:t>Спасибо, Паша.</w:t>
+      </w:r>
+    </w:p>
+    <w:p>
+      <w:pPr>
+        <w:spacing w:before="0" w:after="110" w:line="300" w:lineRule="auto"/>
+      </w:pPr>
+      <w:r>
+        <w:rPr>
+          <w:rFonts w:ascii="Times New Roman" w:hAnsi="Times New Roman" w:eastAsia="Malgun Gothic"/>
+          <w:b/>
+          <w:i w:val="0"/>
+          <w:sz w:val="22"/>
+        </w:rPr>
+        <w:t xml:space="preserve">Павел: </w:t>
       </w:r>
       <w:r>
         <w:rPr>
@@ -1891,7 +2798,7 @@
           <w:color w:val="555555"/>
           <w:sz w:val="22"/>
         </w:rPr>
-        <w:t>(напрягается)</w:t>
+        <w:t>(надевает пальто, останавливается у двери)</w:t>
       </w:r>
       <w:r>
         <w:rPr>
@@ -1900,7 +2807,7 @@
           <w:i w:val="0"/>
           <w:sz w:val="22"/>
         </w:rPr>
-        <w:t xml:space="preserve"> И что ты ему ответил?</w:t>
+        <w:t xml:space="preserve"> Раз уж мы заговорили о Литвинове… Месяц назад мне звонил Балагин. Предлагал «поработать вместе» — корпоративные проекты, хорошие деньги.</w:t>
       </w:r>
     </w:p>
     <w:p>
@@ -1914,53 +2821,7 @@
           <w:i w:val="0"/>
           <w:sz w:val="22"/>
         </w:rPr>
-        <w:t xml:space="preserve">Павел: </w:t>
-      </w:r>
-      <w:r>
-        <w:rPr>
-          <w:rFonts w:ascii="Times New Roman" w:hAnsi="Times New Roman" w:eastAsia="Malgun Gothic"/>
-          <w:b w:val="0"/>
-          <w:i w:val="0"/>
-          <w:sz w:val="22"/>
-        </w:rPr>
-        <w:t>Послал. Вежливо, но послал. Говорю тебе, чтобы ты узнал от меня, а не от кого-то другого.</w:t>
-      </w:r>
-    </w:p>
-    <w:p>
-      <w:pPr>
-        <w:spacing w:before="0" w:after="110" w:line="300" w:lineRule="auto"/>
-      </w:pPr>
-      <w:r>
-        <w:rPr>
-          <w:rFonts w:ascii="Times New Roman" w:hAnsi="Times New Roman" w:eastAsia="Malgun Gothic"/>
-          <w:b/>
-          <w:i w:val="0"/>
-          <w:sz w:val="22"/>
-        </w:rPr>
         <w:t xml:space="preserve">Лёша: </w:t>
-      </w:r>
-      <w:r>
-        <w:rPr>
-          <w:rFonts w:ascii="Times New Roman" w:hAnsi="Times New Roman" w:eastAsia="Malgun Gothic"/>
-          <w:b w:val="0"/>
-          <w:i w:val="0"/>
-          <w:sz w:val="22"/>
-        </w:rPr>
-        <w:t>Спасибо, что сказал. Это многое для меня значит.</w:t>
-      </w:r>
-    </w:p>
-    <w:p>
-      <w:pPr>
-        <w:spacing w:before="0" w:after="110" w:line="300" w:lineRule="auto"/>
-      </w:pPr>
-      <w:r>
-        <w:rPr>
-          <w:rFonts w:ascii="Times New Roman" w:hAnsi="Times New Roman" w:eastAsia="Malgun Gothic"/>
-          <w:b/>
-          <w:i w:val="0"/>
-          <w:sz w:val="22"/>
-        </w:rPr>
-        <w:t xml:space="preserve">Павел: </w:t>
       </w:r>
       <w:r>
         <w:rPr>
@@ -1970,7 +2831,7 @@
           <w:color w:val="555555"/>
           <w:sz w:val="22"/>
         </w:rPr>
-        <w:t>(тихо, почти себе)</w:t>
+        <w:t>(напрягается)</w:t>
       </w:r>
       <w:r>
         <w:rPr>
@@ -1979,7 +2840,441 @@
           <w:i w:val="0"/>
           <w:sz w:val="22"/>
         </w:rPr>
+        <w:t xml:space="preserve"> И что ты ему ответил?</w:t>
+      </w:r>
+    </w:p>
+    <w:p>
+      <w:pPr>
+        <w:spacing w:before="0" w:after="110" w:line="300" w:lineRule="auto"/>
+      </w:pPr>
+      <w:r>
+        <w:rPr>
+          <w:rFonts w:ascii="Times New Roman" w:hAnsi="Times New Roman" w:eastAsia="Malgun Gothic"/>
+          <w:b/>
+          <w:i w:val="0"/>
+          <w:sz w:val="22"/>
+        </w:rPr>
+        <w:t xml:space="preserve">Павел: </w:t>
+      </w:r>
+      <w:r>
+        <w:rPr>
+          <w:rFonts w:ascii="Times New Roman" w:hAnsi="Times New Roman" w:eastAsia="Malgun Gothic"/>
+          <w:b w:val="0"/>
+          <w:i w:val="0"/>
+          <w:sz w:val="22"/>
+        </w:rPr>
+        <w:t>Послал. Вежливо, но послал. Говорю тебе, чтобы ты узнал от меня, а не от кого-то другого.</w:t>
+      </w:r>
+    </w:p>
+    <w:p>
+      <w:pPr>
+        <w:spacing w:before="0" w:after="110" w:line="300" w:lineRule="auto"/>
+      </w:pPr>
+      <w:r>
+        <w:rPr>
+          <w:rFonts w:ascii="Times New Roman" w:hAnsi="Times New Roman" w:eastAsia="Malgun Gothic"/>
+          <w:b/>
+          <w:i w:val="0"/>
+          <w:sz w:val="22"/>
+        </w:rPr>
+        <w:t xml:space="preserve">Лёша: </w:t>
+      </w:r>
+      <w:r>
+        <w:rPr>
+          <w:rFonts w:ascii="Times New Roman" w:hAnsi="Times New Roman" w:eastAsia="Malgun Gothic"/>
+          <w:b w:val="0"/>
+          <w:i w:val="0"/>
+          <w:sz w:val="22"/>
+        </w:rPr>
+        <w:t>Спасибо, что сказал. Это многое для меня значит.</w:t>
+      </w:r>
+    </w:p>
+    <w:p>
+      <w:pPr>
+        <w:spacing w:before="0" w:after="110" w:line="300" w:lineRule="auto"/>
+      </w:pPr>
+      <w:r>
+        <w:rPr>
+          <w:rFonts w:ascii="Times New Roman" w:hAnsi="Times New Roman" w:eastAsia="Malgun Gothic"/>
+          <w:b/>
+          <w:i w:val="0"/>
+          <w:sz w:val="22"/>
+        </w:rPr>
+        <w:t xml:space="preserve">Павел: </w:t>
+      </w:r>
+      <w:r>
+        <w:rPr>
+          <w:rFonts w:ascii="Times New Roman" w:hAnsi="Times New Roman" w:eastAsia="Malgun Gothic"/>
+          <w:b w:val="0"/>
+          <w:i/>
+          <w:color w:val="555555"/>
+          <w:sz w:val="22"/>
+        </w:rPr>
+        <w:t>(тихо, почти себе)</w:t>
+      </w:r>
+      <w:r>
+        <w:rPr>
+          <w:rFonts w:ascii="Times New Roman" w:hAnsi="Times New Roman" w:eastAsia="Malgun Gothic"/>
+          <w:b w:val="0"/>
+          <w:i w:val="0"/>
+          <w:sz w:val="22"/>
+        </w:rPr>
         <w:t xml:space="preserve"> Просто помни, Лёша: не всегда у нас будет выбор между принципами и выживанием. Однажды выбора может не остаться вообще.</w:t>
+      </w:r>
+    </w:p>
+    <w:p>
+      <w:pPr>
+        <w:keepNext/>
+        <w:spacing w:before="320" w:after="140"/>
+      </w:pPr>
+      <w:r>
+        <w:rPr>
+          <w:rFonts w:ascii="Times New Roman" w:hAnsi="Times New Roman" w:eastAsia="Malgun Gothic"/>
+          <w:b/>
+          <w:i w:val="0"/>
+          <w:color w:val="1F3864"/>
+          <w:sz w:val="26"/>
+        </w:rPr>
+        <w:t>장면 8 — 밤, 사무실. 거절 편지</w:t>
+      </w:r>
+    </w:p>
+    <w:p>
+      <w:pPr>
+        <w:spacing w:before="0" w:after="110" w:line="300" w:lineRule="auto"/>
+      </w:pPr>
+      <w:r>
+        <w:rPr>
+          <w:rFonts w:ascii="Times New Roman" w:hAnsi="Times New Roman" w:eastAsia="Malgun Gothic"/>
+          <w:b/>
+          <w:i w:val="0"/>
+          <w:sz w:val="22"/>
+        </w:rPr>
+        <w:t xml:space="preserve">Катя: </w:t>
+      </w:r>
+      <w:r>
+        <w:rPr>
+          <w:rFonts w:ascii="Times New Roman" w:hAnsi="Times New Roman" w:eastAsia="Malgun Gothic"/>
+          <w:b w:val="0"/>
+          <w:i w:val="0"/>
+          <w:sz w:val="22"/>
+        </w:rPr>
+        <w:t>Алексей Николаевич, я набросала ответ фонду. Прочитать?</w:t>
+      </w:r>
+    </w:p>
+    <w:p>
+      <w:pPr>
+        <w:spacing w:before="0" w:after="110" w:line="300" w:lineRule="auto"/>
+      </w:pPr>
+      <w:r>
+        <w:rPr>
+          <w:rFonts w:ascii="Times New Roman" w:hAnsi="Times New Roman" w:eastAsia="Malgun Gothic"/>
+          <w:b/>
+          <w:i w:val="0"/>
+          <w:sz w:val="22"/>
+        </w:rPr>
+        <w:t xml:space="preserve">Лёша: </w:t>
+      </w:r>
+      <w:r>
+        <w:rPr>
+          <w:rFonts w:ascii="Times New Roman" w:hAnsi="Times New Roman" w:eastAsia="Malgun Gothic"/>
+          <w:b w:val="0"/>
+          <w:i w:val="0"/>
+          <w:sz w:val="22"/>
+        </w:rPr>
+        <w:t>Читай.</w:t>
+      </w:r>
+    </w:p>
+    <w:p>
+      <w:pPr>
+        <w:spacing w:before="0" w:after="110" w:line="300" w:lineRule="auto"/>
+      </w:pPr>
+      <w:r>
+        <w:rPr>
+          <w:rFonts w:ascii="Times New Roman" w:hAnsi="Times New Roman" w:eastAsia="Malgun Gothic"/>
+          <w:b/>
+          <w:i w:val="0"/>
+          <w:sz w:val="22"/>
+        </w:rPr>
+        <w:t xml:space="preserve">Катя: </w:t>
+      </w:r>
+      <w:r>
+        <w:rPr>
+          <w:rFonts w:ascii="Times New Roman" w:hAnsi="Times New Roman" w:eastAsia="Malgun Gothic"/>
+          <w:b w:val="0"/>
+          <w:i w:val="0"/>
+          <w:sz w:val="22"/>
+        </w:rPr>
+        <w:t>«Уважаемая Виктория Игоревна! Благодарим за предложение. К сожалению, мы не можем принять финансирование без раскрытия источников…» Дальше про нашу политику прозрачности.</w:t>
+      </w:r>
+    </w:p>
+    <w:p>
+      <w:pPr>
+        <w:spacing w:before="0" w:after="110" w:line="300" w:lineRule="auto"/>
+      </w:pPr>
+      <w:r>
+        <w:rPr>
+          <w:rFonts w:ascii="Times New Roman" w:hAnsi="Times New Roman" w:eastAsia="Malgun Gothic"/>
+          <w:b/>
+          <w:i w:val="0"/>
+          <w:sz w:val="22"/>
+        </w:rPr>
+        <w:t xml:space="preserve">Лёша: </w:t>
+      </w:r>
+      <w:r>
+        <w:rPr>
+          <w:rFonts w:ascii="Times New Roman" w:hAnsi="Times New Roman" w:eastAsia="Malgun Gothic"/>
+          <w:b w:val="0"/>
+          <w:i w:val="0"/>
+          <w:sz w:val="22"/>
+        </w:rPr>
+        <w:t>Хорошо. Только убери «к сожалению».</w:t>
+      </w:r>
+    </w:p>
+    <w:p>
+      <w:pPr>
+        <w:spacing w:before="0" w:after="110" w:line="300" w:lineRule="auto"/>
+      </w:pPr>
+      <w:r>
+        <w:rPr>
+          <w:rFonts w:ascii="Times New Roman" w:hAnsi="Times New Roman" w:eastAsia="Malgun Gothic"/>
+          <w:b/>
+          <w:i w:val="0"/>
+          <w:sz w:val="22"/>
+        </w:rPr>
+        <w:t xml:space="preserve">Катя: </w:t>
+      </w:r>
+      <w:r>
+        <w:rPr>
+          <w:rFonts w:ascii="Times New Roman" w:hAnsi="Times New Roman" w:eastAsia="Malgun Gothic"/>
+          <w:b w:val="0"/>
+          <w:i w:val="0"/>
+          <w:sz w:val="22"/>
+        </w:rPr>
+        <w:t>Почему? Так вежливее.</w:t>
+      </w:r>
+    </w:p>
+    <w:p>
+      <w:pPr>
+        <w:spacing w:before="0" w:after="110" w:line="300" w:lineRule="auto"/>
+      </w:pPr>
+      <w:r>
+        <w:rPr>
+          <w:rFonts w:ascii="Times New Roman" w:hAnsi="Times New Roman" w:eastAsia="Malgun Gothic"/>
+          <w:b/>
+          <w:i w:val="0"/>
+          <w:sz w:val="22"/>
+        </w:rPr>
+        <w:t xml:space="preserve">Лёша: </w:t>
+      </w:r>
+      <w:r>
+        <w:rPr>
+          <w:rFonts w:ascii="Times New Roman" w:hAnsi="Times New Roman" w:eastAsia="Malgun Gothic"/>
+          <w:b w:val="0"/>
+          <w:i w:val="0"/>
+          <w:sz w:val="22"/>
+        </w:rPr>
+        <w:t>Потому что мы не сожалеем. Вежливость оставь, а сожаление — нет. Они должны понять, что это не торг и мы не ждём предложения получше.</w:t>
+      </w:r>
+    </w:p>
+    <w:p>
+      <w:pPr>
+        <w:spacing w:before="0" w:after="110" w:line="300" w:lineRule="auto"/>
+      </w:pPr>
+      <w:r>
+        <w:rPr>
+          <w:rFonts w:ascii="Times New Roman" w:hAnsi="Times New Roman" w:eastAsia="Malgun Gothic"/>
+          <w:b/>
+          <w:i w:val="0"/>
+          <w:sz w:val="22"/>
+        </w:rPr>
+        <w:t xml:space="preserve">Катя: </w:t>
+      </w:r>
+      <w:r>
+        <w:rPr>
+          <w:rFonts w:ascii="Times New Roman" w:hAnsi="Times New Roman" w:eastAsia="Malgun Gothic"/>
+          <w:b w:val="0"/>
+          <w:i/>
+          <w:color w:val="555555"/>
+          <w:sz w:val="22"/>
+        </w:rPr>
+        <w:t>(вычёркивает)</w:t>
+      </w:r>
+      <w:r>
+        <w:rPr>
+          <w:rFonts w:ascii="Times New Roman" w:hAnsi="Times New Roman" w:eastAsia="Malgun Gothic"/>
+          <w:b w:val="0"/>
+          <w:i w:val="0"/>
+          <w:sz w:val="22"/>
+        </w:rPr>
+        <w:t xml:space="preserve"> «Благодарим за предложение. Организация «Свет» принимает пожертвования только из открытых источников». Так?</w:t>
+      </w:r>
+    </w:p>
+    <w:p>
+      <w:pPr>
+        <w:spacing w:before="0" w:after="110" w:line="300" w:lineRule="auto"/>
+      </w:pPr>
+      <w:r>
+        <w:rPr>
+          <w:rFonts w:ascii="Times New Roman" w:hAnsi="Times New Roman" w:eastAsia="Malgun Gothic"/>
+          <w:b/>
+          <w:i w:val="0"/>
+          <w:sz w:val="22"/>
+        </w:rPr>
+        <w:t xml:space="preserve">Лёша: </w:t>
+      </w:r>
+      <w:r>
+        <w:rPr>
+          <w:rFonts w:ascii="Times New Roman" w:hAnsi="Times New Roman" w:eastAsia="Malgun Gothic"/>
+          <w:b w:val="0"/>
+          <w:i w:val="0"/>
+          <w:sz w:val="22"/>
+        </w:rPr>
+        <w:t>Так. Коротко и без щелей, за которые можно ухватиться.</w:t>
+      </w:r>
+    </w:p>
+    <w:p>
+      <w:pPr>
+        <w:spacing w:before="0" w:after="110" w:line="300" w:lineRule="auto"/>
+      </w:pPr>
+      <w:r>
+        <w:rPr>
+          <w:rFonts w:ascii="Times New Roman" w:hAnsi="Times New Roman" w:eastAsia="Malgun Gothic"/>
+          <w:b/>
+          <w:i w:val="0"/>
+          <w:sz w:val="22"/>
+        </w:rPr>
+        <w:t xml:space="preserve">Катя: </w:t>
+      </w:r>
+      <w:r>
+        <w:rPr>
+          <w:rFonts w:ascii="Times New Roman" w:hAnsi="Times New Roman" w:eastAsia="Malgun Gothic"/>
+          <w:b w:val="0"/>
+          <w:i w:val="0"/>
+          <w:sz w:val="22"/>
+        </w:rPr>
+        <w:t>А про Литвинова ничего не пишем?</w:t>
+      </w:r>
+    </w:p>
+    <w:p>
+      <w:pPr>
+        <w:spacing w:before="0" w:after="110" w:line="300" w:lineRule="auto"/>
+      </w:pPr>
+      <w:r>
+        <w:rPr>
+          <w:rFonts w:ascii="Times New Roman" w:hAnsi="Times New Roman" w:eastAsia="Malgun Gothic"/>
+          <w:b/>
+          <w:i w:val="0"/>
+          <w:sz w:val="22"/>
+        </w:rPr>
+        <w:t xml:space="preserve">Лёша: </w:t>
+      </w:r>
+      <w:r>
+        <w:rPr>
+          <w:rFonts w:ascii="Times New Roman" w:hAnsi="Times New Roman" w:eastAsia="Malgun Gothic"/>
+          <w:b w:val="0"/>
+          <w:i w:val="0"/>
+          <w:sz w:val="22"/>
+        </w:rPr>
+        <w:t>Ничего. Пусть думают, что мы не знаем. Иногда полезно выглядеть глупее, чем ты есть.</w:t>
+      </w:r>
+    </w:p>
+    <w:p>
+      <w:pPr>
+        <w:spacing w:before="0" w:after="110" w:line="300" w:lineRule="auto"/>
+      </w:pPr>
+      <w:r>
+        <w:rPr>
+          <w:rFonts w:ascii="Times New Roman" w:hAnsi="Times New Roman" w:eastAsia="Malgun Gothic"/>
+          <w:b/>
+          <w:i w:val="0"/>
+          <w:sz w:val="22"/>
+        </w:rPr>
+        <w:t xml:space="preserve">Ольга: </w:t>
+      </w:r>
+      <w:r>
+        <w:rPr>
+          <w:rFonts w:ascii="Times New Roman" w:hAnsi="Times New Roman" w:eastAsia="Malgun Gothic"/>
+          <w:b w:val="0"/>
+          <w:i/>
+          <w:color w:val="555555"/>
+          <w:sz w:val="22"/>
+        </w:rPr>
+        <w:t>(из соседней комнаты)</w:t>
+      </w:r>
+      <w:r>
+        <w:rPr>
+          <w:rFonts w:ascii="Times New Roman" w:hAnsi="Times New Roman" w:eastAsia="Malgun Gothic"/>
+          <w:b w:val="0"/>
+          <w:i w:val="0"/>
+          <w:sz w:val="22"/>
+        </w:rPr>
+        <w:t xml:space="preserve"> Вы с этим справляетесь без особого труда, Алексей. Отправляйте и идите спать оба.</w:t>
+      </w:r>
+    </w:p>
+    <w:p>
+      <w:pPr>
+        <w:spacing w:before="0" w:after="110" w:line="300" w:lineRule="auto"/>
+      </w:pPr>
+      <w:r>
+        <w:rPr>
+          <w:rFonts w:ascii="Times New Roman" w:hAnsi="Times New Roman" w:eastAsia="Malgun Gothic"/>
+          <w:b/>
+          <w:i w:val="0"/>
+          <w:sz w:val="22"/>
+        </w:rPr>
+        <w:t xml:space="preserve">Катя: </w:t>
+      </w:r>
+      <w:r>
+        <w:rPr>
+          <w:rFonts w:ascii="Times New Roman" w:hAnsi="Times New Roman" w:eastAsia="Malgun Gothic"/>
+          <w:b w:val="0"/>
+          <w:i/>
+          <w:color w:val="555555"/>
+          <w:sz w:val="22"/>
+        </w:rPr>
+        <w:t>(улыбается, нажимает «отправить»)</w:t>
+      </w:r>
+      <w:r>
+        <w:rPr>
+          <w:rFonts w:ascii="Times New Roman" w:hAnsi="Times New Roman" w:eastAsia="Malgun Gothic"/>
+          <w:b w:val="0"/>
+          <w:i w:val="0"/>
+          <w:sz w:val="22"/>
+        </w:rPr>
+        <w:t xml:space="preserve"> Ушло. Три миллиона ушли.</w:t>
+      </w:r>
+    </w:p>
+    <w:p>
+      <w:pPr>
+        <w:spacing w:before="0" w:after="110" w:line="300" w:lineRule="auto"/>
+      </w:pPr>
+      <w:r>
+        <w:rPr>
+          <w:rFonts w:ascii="Times New Roman" w:hAnsi="Times New Roman" w:eastAsia="Malgun Gothic"/>
+          <w:b/>
+          <w:i w:val="0"/>
+          <w:sz w:val="22"/>
+        </w:rPr>
+        <w:t xml:space="preserve">Лёша: </w:t>
+      </w:r>
+      <w:r>
+        <w:rPr>
+          <w:rFonts w:ascii="Times New Roman" w:hAnsi="Times New Roman" w:eastAsia="Malgun Gothic"/>
+          <w:b w:val="0"/>
+          <w:i/>
+          <w:color w:val="555555"/>
+          <w:sz w:val="22"/>
+        </w:rPr>
+        <w:t>(смотрит на ведро под потолком)</w:t>
+      </w:r>
+      <w:r>
+        <w:rPr>
+          <w:rFonts w:ascii="Times New Roman" w:hAnsi="Times New Roman" w:eastAsia="Malgun Gothic"/>
+          <w:b w:val="0"/>
+          <w:i w:val="0"/>
+          <w:sz w:val="22"/>
+        </w:rPr>
+        <w:t xml:space="preserve"> Ничего. Потолок у нас тоже бесплатный.</w:t>
       </w:r>
     </w:p>
     <w:p>

--- a/러시아 인권변호사/2부/2부_2화_자금의_유혹.docx
+++ b/러시아 인권변호사/2부/2부_2화_자금의_유혹.docx
@@ -1441,7 +1441,7 @@
           <w:i w:val="0"/>
           <w:sz w:val="22"/>
         </w:rPr>
-        <w:t>Ты уверена, Катя?</w:t>
+        <w:t>Вы уверены, Катя?</w:t>
       </w:r>
     </w:p>
     <w:p>
@@ -3336,7 +3336,7 @@
           <w:i w:val="0"/>
           <w:sz w:val="22"/>
         </w:rPr>
-        <w:t xml:space="preserve"> — 한국어 해설: 솔로비예바가 비코프의 장례식 이야기로 료샤의 마음을 사려 한 것을 두고 올가가 인용한다. 재단의 돈과 아첨이 같은 미끼라는 경고다 (장면 4).</w:t>
+        <w:t xml:space="preserve"> — 한국어 해설: 솔로비예바가 비코프의 죽음을 다룬 기사 이야기로 료샤의 마음을 사려 한 것을 두고 올가가 인용한다. 재단의 돈과 아첨이 같은 미끼라는 경고다 (장면 4).</w:t>
       </w:r>
     </w:p>
     <w:p>
